--- a/RFI-Docs/New York Times 3-5-24--Powerful Psychedelic Gains Renewed Attention as a Treatment for Opioid Addiction.docx
+++ b/RFI-Docs/New York Times 3-5-24--Powerful Psychedelic Gains Renewed Attention as a Treatment for Opioid Addiction.docx
@@ -4,47 +4,148 @@
   <w:body>
     <w:p>
       <w:pPr>
+        <w:jc w:val="left"/>
+      </w:pPr>
+      <w:r>
+        <w:rPr>
+          <w:color w:val="646464"/>
+          <w:sz w:val="18"/>
+        </w:rPr>
+        <w:t>Document: New York Times 3-5-24--Powerful Psychedelic Gains Renewed Attention as a Treatment for Opioid Addiction.docx</w:t>
+      </w:r>
+    </w:p>
+    <w:p>
+      <w:pPr>
+        <w:jc w:val="left"/>
+      </w:pPr>
+      <w:r>
+        <w:rPr>
+          <w:color w:val="646464"/>
+          <w:sz w:val="18"/>
+        </w:rPr>
+        <w:t>Title: New York Times 3-5-24--Powerful Psychedelic Gains Renewed Attention as a Treatment for Opioid Addiction</w:t>
+      </w:r>
+    </w:p>
+    <w:p>
+      <w:pPr>
+        <w:jc w:val="left"/>
+      </w:pPr>
+      <w:r>
+        <w:rPr>
+          <w:color w:val="646464"/>
+          <w:sz w:val="18"/>
+        </w:rPr>
+        <w:t>Topic: Psychedelics | Type: News Articles</w:t>
+      </w:r>
+    </w:p>
+    <w:p>
+      <w:pPr>
+        <w:jc w:val="left"/>
+      </w:pPr>
+      <w:r>
+        <w:rPr>
+          <w:color w:val="646464"/>
+          <w:sz w:val="18"/>
+        </w:rPr>
+        <w:t>Created: 2024-08-20 | By: Bartlinski, David</w:t>
+      </w:r>
+    </w:p>
+    <w:p>
+      <w:pPr>
+        <w:jc w:val="left"/>
+      </w:pPr>
+      <w:r>
+        <w:rPr>
+          <w:color w:val="646464"/>
+          <w:sz w:val="18"/>
+        </w:rPr>
+        <w:t>Modified: 2024-08-20 | By: Bartlinski, David</w:t>
+      </w:r>
+    </w:p>
+    <w:p>
+      <w:pPr>
+        <w:jc w:val="left"/>
+      </w:pPr>
+      <w:r>
+        <w:rPr>
+          <w:color w:val="C8C8C8"/>
+          <w:sz w:val="16"/>
+        </w:rPr>
+        <w:t>────────────────────────────────────────────────────────────────────────────────</w:t>
+      </w:r>
+    </w:p>
+    <w:p>
+      <w:pPr>
+        <w:jc w:val="left"/>
+      </w:pPr>
+      <w:r/>
+    </w:p>
+    <w:p>
+      <w:pPr>
+        <w:jc w:val="left"/>
+      </w:pPr>
+      <w:r>
+        <w:rPr>
+          <w:color w:val="646464"/>
+          <w:sz w:val="18"/>
+        </w:rPr>
+        <w:t>Topic: Psychedelics | Type: News Articles</w:t>
+      </w:r>
+    </w:p>
+    <w:p>
+      <w:pPr>
+        <w:jc w:val="left"/>
+      </w:pPr>
+      <w:r>
+        <w:rPr>
+          <w:color w:val="646464"/>
+          <w:sz w:val="18"/>
+        </w:rPr>
+        <w:t>Created: 2024-08-20 | By: Bartlinski, David</w:t>
+      </w:r>
+    </w:p>
+    <w:p>
+      <w:pPr>
+        <w:jc w:val="left"/>
+      </w:pPr>
+      <w:r>
+        <w:rPr>
+          <w:color w:val="646464"/>
+          <w:sz w:val="18"/>
+        </w:rPr>
+        <w:t>Modified: 2024-08-20 | By: Bartlinski, David</w:t>
+      </w:r>
+    </w:p>
+    <w:p>
+      <w:pPr>
         <w:spacing w:line="231" w:lineRule="atLeast"/>
-        <w:rPr>
-          <w:rFonts w:ascii="Calibri" w:eastAsia="Times New Roman" w:hAnsi="Calibri" w:cs="Calibri"/>
-          <w:color w:val="000000"/>
-          <w:kern w:val="0"/>
-          <w14:ligatures w14:val="none"/>
-        </w:rPr>
-      </w:pPr>
-      <w:r>
-        <w:rPr>
-          <w:rFonts w:ascii="Calibri" w:eastAsia="Times New Roman" w:hAnsi="Calibri" w:cs="Calibri"/>
-          <w:b/>
-          <w:bCs/>
-          <w:color w:val="000000"/>
-          <w:kern w:val="0"/>
-          <w14:ligatures w14:val="none"/>
-        </w:rPr>
-        <w:t>BLUF: For awareness: Lengthy NY Times article on the use of psychedelic ibogaine in treating those with opioid addiction. Authorization for Ibogaine experimentation in DoD was included in the National Defense Authorization Act of 2024.</w:t>
-      </w:r>
-    </w:p>
-    <w:p>
-      <w:pPr>
-        <w:spacing w:after="0" w:line="240" w:lineRule="auto"/>
-        <w:rPr>
-          <w:rFonts w:ascii="Calibri" w:eastAsia="Times New Roman" w:hAnsi="Calibri" w:cs="Calibri"/>
-          <w:color w:val="000000"/>
-          <w:kern w:val="0"/>
-          <w14:ligatures w14:val="none"/>
-        </w:rPr>
-      </w:pPr>
-      <w:r>
-        <w:rPr>
-          <w:rFonts w:ascii="Arial" w:eastAsia="Times New Roman" w:hAnsi="Arial" w:cs="Arial"/>
-          <w:color w:val="000000"/>
-          <w:kern w:val="0"/>
-          <w:sz w:val="24"/>
-          <w:szCs w:val="24"/>
-          <w14:ligatures w14:val="none"/>
-        </w:rPr>
-        <w:t> </w:t>
-      </w:r>
+        <w:jc w:val="left"/>
+        <w:rPr>
+          <w:rFonts w:ascii="Calibri" w:eastAsia="Times New Roman" w:hAnsi="Calibri" w:cs="Calibri"/>
+          <w:color w:val="000000"/>
+          <w:kern w:val="0"/>
+          <w14:ligatures w14:val="none"/>
+        </w:rPr>
+      </w:pPr>
+      <w:r>
+        <w:rPr>
+          <w:color w:val="C8C8C8"/>
+          <w:sz w:val="16"/>
+        </w:rPr>
+        <w:t>────────────────────────────────────────────────────────────────────────────────</w:t>
+      </w:r>
+    </w:p>
+    <w:p>
+      <w:pPr>
+        <w:spacing w:after="0" w:line="240" w:lineRule="auto"/>
+        <w:rPr>
+          <w:rFonts w:ascii="Calibri" w:eastAsia="Times New Roman" w:hAnsi="Calibri" w:cs="Calibri"/>
+          <w:color w:val="000000"/>
+          <w:kern w:val="0"/>
+          <w14:ligatures w14:val="none"/>
+        </w:rPr>
+      </w:pPr>
+      <w:r/>
     </w:p>
     <w:p>
       <w:pPr>
